--- a/Fase 2/Evidencias Proyecto (version Agil)/Documento 01- Product Vision.docx
+++ b/Fase 2/Evidencias Proyecto (version Agil)/Documento 01- Product Vision.docx
@@ -190,7 +190,7 @@
                         <w:szCs w:val="44"/>
                         <w:lang w:val="es-AR"/>
                       </w:rPr>
-                      <w:t xml:space="preserve">Proyecto: Mira – Sistema de gestión y trazabilidad de equipos de geomensura</w:t>
+                      <w:t xml:space="preserve">Proyecto: </w:t>
                     </w:r>
                     <w:r>
                       <w:rPr>
@@ -201,7 +201,7 @@
                         <w:szCs w:val="44"/>
                         <w:lang w:val="es-AR"/>
                       </w:rPr>
-                      <w:t/>
+                      <w:t xml:space="preserve">Mira – Sistema de gestión y trazabilidad de equipos de geomensura</w:t>
                     </w:r>
                   </w:p>
                 </w:tc>
@@ -255,7 +255,7 @@
                     <w:b/>
                     <w:bCs/>
                   </w:rPr>
-                  <w:t xml:space="preserve">Revisión: 01</w:t>
+                  <w:t>Revisión</w:t>
                 </w:r>
                 <w:r>
                   <w:rPr>
@@ -263,6 +263,26 @@
                     <w:b/>
                     <w:bCs/>
                     <w:i/>
+                  </w:rPr>
+                  <w:t xml:space="preserve">: </w:t>
+                </w:r>
+                <w:r>
+                  <w:rPr>
+                    <w:rFonts w:cstheme="minorHAnsi"/>
+                    <w:b/>
+                    <w:bCs/>
+                    <w:i/>
+                    <w:color w:val="FF0000"/>
+                  </w:rPr>
+                  <w:t xml:space="preserve">01</w:t>
+                </w:r>
+                <w:r>
+                  <w:rPr>
+                    <w:rFonts w:cstheme="minorHAnsi"/>
+                    <w:b/>
+                    <w:bCs/>
+                    <w:i/>
+                    <w:color w:val="FF0000"/>
                   </w:rPr>
                   <w:t xml:space="preserve"/>
                 </w:r>
@@ -274,27 +294,7 @@
                     <w:i/>
                     <w:color w:val="FF0000"/>
                   </w:rPr>
-                  <w:t/>
-                </w:r>
-                <w:r>
-                  <w:rPr>
-                    <w:rFonts w:cstheme="minorHAnsi"/>
-                    <w:b/>
-                    <w:bCs/>
-                    <w:i/>
-                    <w:color w:val="FF0000"/>
-                  </w:rPr>
-                  <w:t/>
-                </w:r>
-                <w:r>
-                  <w:rPr>
-                    <w:rFonts w:cstheme="minorHAnsi"/>
-                    <w:b/>
-                    <w:bCs/>
-                    <w:i/>
-                    <w:color w:val="FF0000"/>
-                  </w:rPr>
-                  <w:t/>
+                  <w:t xml:space="preserve"/>
                 </w:r>
               </w:p>
             </w:tc>
@@ -1694,6 +1694,7 @@
       </w:r>
       <w:r>
         <w:rPr>
+          <w:color w:val="FF0000"/>
           <w:sz w:val="20"/>
         </w:rPr>
         <w:t>16-10-2026</w:t>
@@ -1738,6 +1739,7 @@
     <w:p>
       <w:pPr>
         <w:pStyle w:val="Ttulo1"/>
+        <w:keepNext/>
       </w:pPr>
       <w:bookmarkStart w:id="9002" w:name="_TocMira9002"/>
       <w:bookmarkStart w:id="2" w:name="_Toc241503855"/>
@@ -1766,6 +1768,9 @@
         <w:gridCol w:w="5275"/>
       </w:tblGrid>
       <w:tr>
+        <w:trPr>
+          <w:cantSplit/>
+        </w:trPr>
         <w:tc>
           <w:tcPr>
             <w:tcW w:w="3539" w:type="dxa"/>
@@ -1773,6 +1778,7 @@
           </w:tcPr>
           <w:p>
             <w:pPr>
+              <w:keepNext/>
               <w:jc w:val="both"/>
               <w:rPr>
                 <w:rFonts w:asciiTheme="minorHAnsi" w:hAnsiTheme="minorHAnsi" w:cstheme="minorHAnsi"/>
@@ -1799,6 +1805,7 @@
           </w:tcPr>
           <w:p>
             <w:pPr>
+              <w:keepNext/>
               <w:jc w:val="both"/>
               <w:rPr>
                 <w:rFonts w:asciiTheme="minorHAnsi" w:hAnsiTheme="minorHAnsi" w:cstheme="minorHAnsi"/>
@@ -1822,6 +1829,7 @@
       <w:tr>
         <w:trPr>
           <w:trHeight w:val="465"/>
+          <w:cantSplit/>
         </w:trPr>
         <w:tc>
           <w:tcPr>
@@ -1830,6 +1838,7 @@
           </w:tcPr>
           <w:p>
             <w:pPr>
+              <w:keepNext/>
               <w:jc w:val="both"/>
               <w:rPr>
                 <w:rFonts w:asciiTheme="minorHAnsi" w:hAnsiTheme="minorHAnsi" w:cstheme="minorHAnsi"/>
@@ -1850,6 +1859,7 @@
           </w:tcPr>
           <w:p>
             <w:pPr>
+              <w:keepNext/>
               <w:jc w:val="both"/>
               <w:rPr>
                 <w:rFonts w:asciiTheme="minorHAnsi" w:hAnsiTheme="minorHAnsi" w:cstheme="minorHAnsi"/>
@@ -1867,6 +1877,7 @@
       <w:tr>
         <w:trPr>
           <w:trHeight w:val="465"/>
+          <w:cantSplit/>
         </w:trPr>
         <w:tc>
           <w:tcPr>
@@ -2456,15 +2467,16 @@
     <w:tbl>
       <w:tblPr>
         <w:tblStyle w:val="Tablaconcuadrcula1clara-nfasis1"/>
-        <w:tblW w:type="auto" w:w="0"/>
         <w:tblLayout w:type="fixed"/>
         <w:tblLook w:firstColumn="1" w:firstRow="1" w:lastColumn="0" w:lastRow="0" w:noHBand="0" w:noVBand="1" w:val="04A0"/>
+        <w:tblW w:w="8928" w:type="dxa"/>
+        <w:tblLayout w:type="fixed"/>
       </w:tblPr>
       <w:tblGrid>
-        <w:gridCol w:w="2209"/>
-        <w:gridCol w:w="2209"/>
-        <w:gridCol w:w="2209"/>
-        <w:gridCol w:w="2209"/>
+        <w:gridCol w:w="2448"/>
+        <w:gridCol w:w="2304"/>
+        <w:gridCol w:w="2880"/>
+        <w:gridCol w:w="1296"/>
       </w:tblGrid>
       <w:tr>
         <w:trPr>
@@ -2955,7 +2967,16 @@
         <w:t>no</w:t>
       </w:r>
       <w:r>
-        <w:t xml:space="preserve"> hace también es parte de la propuesta: no emite documentos tributarios, no se integra con el SII ni con software contable, y no es una aplicación móvil nativa. Esas exclusiones mantienen el alcance dentro del plazo del proyecto.</w:t>
+        <w:t xml:space="preserve"> hace también es parte de la propuesta: no emite documentos tributarios, no se integra con el SII ni con </w:t>
+      </w:r>
+      <w:r>
+        <w:rPr>
+          <w:i/>
+        </w:rPr>
+        <w:t>software</w:t>
+      </w:r>
+      <w:r>
+        <w:t xml:space="preserve"> contable, y no es una aplicación móvil nativa. Esas exclusiones mantienen el alcance dentro del plazo del proyecto.</w:t>
       </w:r>
     </w:p>
     <w:sectPr>

--- a/Fase 2/Evidencias Proyecto (version Agil)/Documento 01- Product Vision.docx
+++ b/Fase 2/Evidencias Proyecto (version Agil)/Documento 01- Product Vision.docx
@@ -2467,10 +2467,9 @@
     <w:tbl>
       <w:tblPr>
         <w:tblStyle w:val="Tablaconcuadrcula1clara-nfasis1"/>
+        <w:tblW w:w="8928" w:type="dxa"/>
         <w:tblLayout w:type="fixed"/>
         <w:tblLook w:firstColumn="1" w:firstRow="1" w:lastColumn="0" w:lastRow="0" w:noHBand="0" w:noVBand="1" w:val="04A0"/>
-        <w:tblW w:w="8928" w:type="dxa"/>
-        <w:tblLayout w:type="fixed"/>
       </w:tblPr>
       <w:tblGrid>
         <w:gridCol w:w="2448"/>

--- a/Fase 2/Evidencias Proyecto (version Agil)/Documento 01- Product Vision.docx
+++ b/Fase 2/Evidencias Proyecto (version Agil)/Documento 01- Product Vision.docx
@@ -1028,7 +1028,7 @@
                 <w:noProof/>
                 <w:webHidden/>
               </w:rPr>
-              <w:t>4</w:t>
+              <w:t>3</w:t>
             </w:r>
             <w:r>
               <w:rPr>
@@ -2078,7 +2078,7 @@
         <w:jc w:val="both"/>
       </w:pPr>
       <w:r>
-        <w:t>La caracterización del problema proviene de la reunión inicial con una empresa del rubro, que luego no continuó la colaboración. Con autorización del docente, el proyecto sigue sobre esa caracterización y los aspectos que no fue posible confirmar quedaron como supuestos de diseño declarados y justificados por el equipo en el modelo de datos.</w:t>
+        <w:t>Los aspectos de la operación que requieren mayor precisión quedaron registrados como supuestos de diseño, declarados y justificados por el equipo en el modelo de datos.</w:t>
       </w:r>
     </w:p>
     <w:p>
@@ -2449,7 +2449,7 @@
         <w:jc w:val="both"/>
       </w:pPr>
       <w:r>
-        <w:t>El valor se mide con indicadores concretos. Como la empresa no entregó cifras de su operación, la situación actual se describe de forma cualitativa y la columna "Con Mira" expresa la meta que el sistema debe cumplir, verificada por los casos de prueba del proyecto.</w:t>
+        <w:t>El valor se mide con indicadores concretos. Como aún no se cuenta con cifras de la operación, la situación actual se describe de forma cualitativa y la columna "Con Mira" expresa la meta que el sistema debe cumplir, verificada por los casos de prueba del proyecto.</w:t>
       </w:r>
     </w:p>
     <w:p>
